--- a/18_DOCX/AUTO_CASES_0029_0036.docx
+++ b/18_DOCX/AUTO_CASES_0029_0036.docx
@@ -7,14 +7,61 @@
         <w:pStyle w:val="Heading1"/>
       </w:pPr>
       <w:r>
-        <w:t>AUTO_CASES_0029_0036 - Sétimo e oitavo lotes de estudos de caso AUTO</w:t>
-      </w:r>
-    </w:p>
-    <w:p>
-      <w:r>
-        <w:t>————————————————————————</w:t>
-      </w:r>
-    </w:p>
+        <w:t>AUTO_CASES_0029_0036 - Estudos de caso AUTO</w:t>
+      </w:r>
+    </w:p>
+    <w:p/>
+    <w:p>
+      <w:pPr>
+        <w:pStyle w:val="Heading2"/>
+      </w:pPr>
+      <w:r>
+        <w:t>Controle</w:t>
+      </w:r>
+    </w:p>
+    <w:p/>
+    <w:p>
+      <w:pPr>
+        <w:pStyle w:val="ListBullet"/>
+      </w:pPr>
+      <w:r>
+        <w:t>Versão: 0.2</w:t>
+      </w:r>
+    </w:p>
+    <w:p>
+      <w:pPr>
+        <w:pStyle w:val="ListBullet"/>
+      </w:pPr>
+      <w:r>
+        <w:t>Data: 2026-06-26</w:t>
+      </w:r>
+    </w:p>
+    <w:p>
+      <w:pPr>
+        <w:pStyle w:val="ListBullet"/>
+      </w:pPr>
+      <w:r>
+        <w:t>Autor: JP-BR Insurance Knowledge Base</w:t>
+      </w:r>
+    </w:p>
+    <w:p>
+      <w:pPr>
+        <w:pStyle w:val="ListBullet"/>
+      </w:pPr>
+      <w:r>
+        <w:t>Histórico: Consolidação atualizada com limite comercial/compliance.</w:t>
+      </w:r>
+    </w:p>
+    <w:p/>
+    <w:p>
+      <w:pPr>
+        <w:pStyle w:val="Heading2"/>
+      </w:pPr>
+      <w:r>
+        <w:t>Conteúdo consolidado</w:t>
+      </w:r>
+    </w:p>
+    <w:p/>
     <w:p>
       <w:pPr>
         <w:pStyle w:val="Heading1"/>
@@ -23,6 +70,7 @@
         <w:t>CASE-AUTO-0029 - Cliente acredita que qualquer acidente está coberto</w:t>
       </w:r>
     </w:p>
+    <w:p/>
     <w:p>
       <w:pPr>
         <w:pStyle w:val="Heading2"/>
@@ -31,12 +79,13 @@
         <w:t>Controle</w:t>
       </w:r>
     </w:p>
+    <w:p/>
     <w:p>
       <w:pPr>
         <w:pStyle w:val="ListBullet"/>
       </w:pPr>
       <w:r>
-        <w:t>Versão: 0.1</w:t>
+        <w:t>Versão: 0.2</w:t>
       </w:r>
     </w:p>
     <w:p>
@@ -60,9 +109,10 @@
         <w:pStyle w:val="ListBullet"/>
       </w:pPr>
       <w:r>
-        <w:t>Histórico: Criação inicial.</w:t>
-      </w:r>
-    </w:p>
+        <w:t>Histórico: Criação inicial; inclusão de limite comercial/compliance.</w:t>
+      </w:r>
+    </w:p>
+    <w:p/>
     <w:p>
       <w:pPr>
         <w:pStyle w:val="Heading2"/>
@@ -71,11 +121,13 @@
         <w:t>Código</w:t>
       </w:r>
     </w:p>
+    <w:p/>
     <w:p>
       <w:r>
         <w:t>CASE-AUTO-0029</w:t>
       </w:r>
     </w:p>
+    <w:p/>
     <w:p>
       <w:pPr>
         <w:pStyle w:val="Heading2"/>
@@ -84,11 +136,13 @@
         <w:t>Produto ou categoria</w:t>
       </w:r>
     </w:p>
+    <w:p/>
     <w:p>
       <w:r>
         <w:t>AUTO</w:t>
       </w:r>
     </w:p>
+    <w:p/>
     <w:p>
       <w:pPr>
         <w:pStyle w:val="Heading2"/>
@@ -97,11 +151,13 @@
         <w:t>Situação</w:t>
       </w:r>
     </w:p>
+    <w:p/>
     <w:p>
       <w:r>
         <w:t>Cliente acredita que qualquer acidente está coberto.</w:t>
       </w:r>
     </w:p>
+    <w:p/>
     <w:p>
       <w:pPr>
         <w:pStyle w:val="Heading2"/>
@@ -110,11 +166,13 @@
         <w:t>Problema</w:t>
       </w:r>
     </w:p>
+    <w:p/>
     <w:p>
       <w:r>
         <w:t>Cliente pode presumir cobertura automática em situação que depende de exclusões, restrições ou contratação específica.</w:t>
       </w:r>
     </w:p>
+    <w:p/>
     <w:p>
       <w:pPr>
         <w:pStyle w:val="Heading2"/>
@@ -123,11 +181,13 @@
         <w:t>Análise</w:t>
       </w:r>
     </w:p>
+    <w:p/>
     <w:p>
       <w:r>
         <w:t>Situações especiais devem ser avaliadas com base na apólice, nas exclusões, nos fatos e na decisão da seguradora. O corretor deve evitar confirmação informal de cobertura.</w:t>
       </w:r>
     </w:p>
+    <w:p/>
     <w:p>
       <w:pPr>
         <w:pStyle w:val="Heading2"/>
@@ -136,11 +196,13 @@
         <w:t>Orientação ao corretor</w:t>
       </w:r>
     </w:p>
+    <w:p/>
     <w:p>
       <w:r>
         <w:t>Coletar fatos, documentos e dados do condutor ou evento. Explicar que a cobertura depende do contrato e da análise formal da seguradora.</w:t>
       </w:r>
     </w:p>
+    <w:p/>
     <w:p>
       <w:pPr>
         <w:pStyle w:val="Heading2"/>
@@ -149,11 +211,13 @@
         <w:t>Como explicar ao cliente brasileiro</w:t>
       </w:r>
     </w:p>
+    <w:p/>
     <w:p>
       <w:r>
         <w:t>Nem toda situação está coberta automaticamente. Vamos verificar seu contrato e explicar com clareza antes de qualquer decisão.</w:t>
       </w:r>
     </w:p>
+    <w:p/>
     <w:p>
       <w:pPr>
         <w:pStyle w:val="Heading2"/>
@@ -162,19 +226,37 @@
         <w:t>Resultado esperado</w:t>
       </w:r>
     </w:p>
+    <w:p/>
     <w:p>
       <w:r>
         <w:t>Cliente entende o limite da cobertura e segue o procedimento correto sem criar expectativa indevida.</w:t>
       </w:r>
     </w:p>
+    <w:p/>
     <w:p>
       <w:pPr>
         <w:pStyle w:val="Heading2"/>
       </w:pPr>
       <w:r>
+        <w:t>Limite comercial/compliance</w:t>
+      </w:r>
+    </w:p>
+    <w:p/>
+    <w:p>
+      <w:r>
+        <w:t>O corretor deve usar este caso como orientação de atendimento, sem prometer cobertura, valor, prazo de pagamento, aceitação de responsabilidade ou resultado de análise. A decisão final depende da apólice, documentos, circunstâncias do evento e avaliação da seguradora.</w:t>
+      </w:r>
+    </w:p>
+    <w:p/>
+    <w:p>
+      <w:pPr>
+        <w:pStyle w:val="Heading2"/>
+      </w:pPr>
+      <w:r>
         <w:t>Termos relacionados</w:t>
       </w:r>
     </w:p>
+    <w:p/>
     <w:p>
       <w:pPr>
         <w:pStyle w:val="ListBullet"/>
@@ -191,6 +273,7 @@
         <w:t>AUTO-0062 - 補償対象外 - Fora da cobertura</w:t>
       </w:r>
     </w:p>
+    <w:p/>
     <w:p>
       <w:pPr>
         <w:pStyle w:val="Heading2"/>
@@ -199,6 +282,7 @@
         <w:t>FAQs relacionadas</w:t>
       </w:r>
     </w:p>
+    <w:p/>
     <w:p>
       <w:pPr>
         <w:pStyle w:val="ListBullet"/>
@@ -215,6 +299,7 @@
         <w:t>FAQ-AUTO-0059</w:t>
       </w:r>
     </w:p>
+    <w:p/>
     <w:p>
       <w:pPr>
         <w:pStyle w:val="Heading2"/>
@@ -223,6 +308,7 @@
         <w:t>Diálogos relacionados</w:t>
       </w:r>
     </w:p>
+    <w:p/>
     <w:p>
       <w:pPr>
         <w:pStyle w:val="ListBullet"/>
@@ -231,6 +317,7 @@
         <w:t>DIALOGUE-AUTO-0021</w:t>
       </w:r>
     </w:p>
+    <w:p/>
     <w:p>
       <w:pPr>
         <w:pStyle w:val="Heading2"/>
@@ -239,6 +326,7 @@
         <w:t>Referências cruzadas</w:t>
       </w:r>
     </w:p>
+    <w:p/>
     <w:p>
       <w:pPr>
         <w:pStyle w:val="ListBullet"/>
@@ -279,6 +367,7 @@
         <w:t>DIALOGUE-AUTO-0021</w:t>
       </w:r>
     </w:p>
+    <w:p/>
     <w:p>
       <w:pPr>
         <w:pStyle w:val="Heading2"/>
@@ -287,6 +376,7 @@
         <w:t>Referências</w:t>
       </w:r>
     </w:p>
+    <w:p/>
     <w:p>
       <w:pPr>
         <w:pStyle w:val="ListBullet"/>
@@ -295,6 +385,7 @@
         <w:t>Documento interno: `EDITORIAL_RULES.md`</w:t>
       </w:r>
     </w:p>
+    <w:p/>
     <w:p>
       <w:pPr>
         <w:pStyle w:val="Heading2"/>
@@ -303,6 +394,7 @@
         <w:t>Tags</w:t>
       </w:r>
     </w:p>
+    <w:p/>
     <w:p>
       <w:pPr>
         <w:pStyle w:val="ListBullet"/>
@@ -335,6 +427,7 @@
         <w:t>cobertura</w:t>
       </w:r>
     </w:p>
+    <w:p/>
     <w:p>
       <w:pPr>
         <w:pStyle w:val="Heading2"/>
@@ -343,6 +436,7 @@
         <w:t>Veja também</w:t>
       </w:r>
     </w:p>
+    <w:p/>
     <w:p>
       <w:pPr>
         <w:pStyle w:val="ListBullet"/>
@@ -351,6 +445,7 @@
         <w:t>`14_FAQ/AUTO/FAQ-AUTO-0058.md`</w:t>
       </w:r>
     </w:p>
+    <w:p/>
     <w:p>
       <w:pPr>
         <w:pStyle w:val="Heading2"/>
@@ -359,6 +454,7 @@
         <w:t>Histórico de revisão</w:t>
       </w:r>
     </w:p>
+    <w:p/>
     <w:p>
       <w:r>
         <w:t>| Data | Versão | Autor | Alteração |</w:t>
@@ -376,9 +472,16 @@
     </w:p>
     <w:p>
       <w:r>
-        <w:t>————————————————————————</w:t>
-      </w:r>
-    </w:p>
+        <w:t>| 2026-06-26 | 0.2 | JP-BR Insurance Knowledge Base | Inclusão de limite comercial/compliance para uso seguro em atendimento e NotebookLM. |</w:t>
+      </w:r>
+    </w:p>
+    <w:p/>
+    <w:p>
+      <w:r>
+        <w:br w:type="page"/>
+      </w:r>
+    </w:p>
+    <w:p/>
     <w:p>
       <w:pPr>
         <w:pStyle w:val="Heading1"/>
@@ -387,6 +490,7 @@
         <w:t>CASE-AUTO-0030 - Acidente com suspeita de álcool ou falta de habilitação</w:t>
       </w:r>
     </w:p>
+    <w:p/>
     <w:p>
       <w:pPr>
         <w:pStyle w:val="Heading2"/>
@@ -395,12 +499,13 @@
         <w:t>Controle</w:t>
       </w:r>
     </w:p>
+    <w:p/>
     <w:p>
       <w:pPr>
         <w:pStyle w:val="ListBullet"/>
       </w:pPr>
       <w:r>
-        <w:t>Versão: 0.1</w:t>
+        <w:t>Versão: 0.2</w:t>
       </w:r>
     </w:p>
     <w:p>
@@ -424,9 +529,10 @@
         <w:pStyle w:val="ListBullet"/>
       </w:pPr>
       <w:r>
-        <w:t>Histórico: Criação inicial.</w:t>
-      </w:r>
-    </w:p>
+        <w:t>Histórico: Criação inicial; inclusão de limite comercial/compliance.</w:t>
+      </w:r>
+    </w:p>
+    <w:p/>
     <w:p>
       <w:pPr>
         <w:pStyle w:val="Heading2"/>
@@ -435,11 +541,13 @@
         <w:t>Código</w:t>
       </w:r>
     </w:p>
+    <w:p/>
     <w:p>
       <w:r>
         <w:t>CASE-AUTO-0030</w:t>
       </w:r>
     </w:p>
+    <w:p/>
     <w:p>
       <w:pPr>
         <w:pStyle w:val="Heading2"/>
@@ -448,11 +556,13 @@
         <w:t>Produto ou categoria</w:t>
       </w:r>
     </w:p>
+    <w:p/>
     <w:p>
       <w:r>
         <w:t>AUTO</w:t>
       </w:r>
     </w:p>
+    <w:p/>
     <w:p>
       <w:pPr>
         <w:pStyle w:val="Heading2"/>
@@ -461,11 +571,13 @@
         <w:t>Situação</w:t>
       </w:r>
     </w:p>
+    <w:p/>
     <w:p>
       <w:r>
         <w:t>Acidente com suspeita de álcool ou falta de habilitação.</w:t>
       </w:r>
     </w:p>
+    <w:p/>
     <w:p>
       <w:pPr>
         <w:pStyle w:val="Heading2"/>
@@ -474,11 +586,13 @@
         <w:t>Problema</w:t>
       </w:r>
     </w:p>
+    <w:p/>
     <w:p>
       <w:r>
         <w:t>Cliente pode presumir cobertura automática em situação que depende de exclusões, restrições ou contratação específica.</w:t>
       </w:r>
     </w:p>
+    <w:p/>
     <w:p>
       <w:pPr>
         <w:pStyle w:val="Heading2"/>
@@ -487,11 +601,13 @@
         <w:t>Análise</w:t>
       </w:r>
     </w:p>
+    <w:p/>
     <w:p>
       <w:r>
         <w:t>Situações especiais devem ser avaliadas com base na apólice, nas exclusões, nos fatos e na decisão da seguradora. O corretor deve evitar confirmação informal de cobertura.</w:t>
       </w:r>
     </w:p>
+    <w:p/>
     <w:p>
       <w:pPr>
         <w:pStyle w:val="Heading2"/>
@@ -500,11 +616,13 @@
         <w:t>Orientação ao corretor</w:t>
       </w:r>
     </w:p>
+    <w:p/>
     <w:p>
       <w:r>
         <w:t>Coletar fatos, documentos e dados do condutor ou evento. Explicar que a cobertura depende do contrato e da análise formal da seguradora.</w:t>
       </w:r>
     </w:p>
+    <w:p/>
     <w:p>
       <w:pPr>
         <w:pStyle w:val="Heading2"/>
@@ -513,11 +631,13 @@
         <w:t>Como explicar ao cliente brasileiro</w:t>
       </w:r>
     </w:p>
+    <w:p/>
     <w:p>
       <w:r>
         <w:t>Nem toda situação está coberta automaticamente. Vamos verificar seu contrato e explicar com clareza antes de qualquer decisão.</w:t>
       </w:r>
     </w:p>
+    <w:p/>
     <w:p>
       <w:pPr>
         <w:pStyle w:val="Heading2"/>
@@ -526,19 +646,37 @@
         <w:t>Resultado esperado</w:t>
       </w:r>
     </w:p>
+    <w:p/>
     <w:p>
       <w:r>
         <w:t>Cliente entende o limite da cobertura e segue o procedimento correto sem criar expectativa indevida.</w:t>
       </w:r>
     </w:p>
+    <w:p/>
     <w:p>
       <w:pPr>
         <w:pStyle w:val="Heading2"/>
       </w:pPr>
       <w:r>
+        <w:t>Limite comercial/compliance</w:t>
+      </w:r>
+    </w:p>
+    <w:p/>
+    <w:p>
+      <w:r>
+        <w:t>O corretor deve usar este caso como orientação de atendimento, sem prometer cobertura, valor, prazo de pagamento, aceitação de responsabilidade ou resultado de análise. A decisão final depende da apólice, documentos, circunstâncias do evento e avaliação da seguradora.</w:t>
+      </w:r>
+    </w:p>
+    <w:p/>
+    <w:p>
+      <w:pPr>
+        <w:pStyle w:val="Heading2"/>
+      </w:pPr>
+      <w:r>
         <w:t>Termos relacionados</w:t>
       </w:r>
     </w:p>
+    <w:p/>
     <w:p>
       <w:pPr>
         <w:pStyle w:val="ListBullet"/>
@@ -555,6 +693,7 @@
         <w:t>AUTO-0064 - 無免許運転 - Direção sem habilitação</w:t>
       </w:r>
     </w:p>
+    <w:p/>
     <w:p>
       <w:pPr>
         <w:pStyle w:val="Heading2"/>
@@ -563,6 +702,7 @@
         <w:t>FAQs relacionadas</w:t>
       </w:r>
     </w:p>
+    <w:p/>
     <w:p>
       <w:pPr>
         <w:pStyle w:val="ListBullet"/>
@@ -579,6 +719,7 @@
         <w:t>FAQ-AUTO-0061</w:t>
       </w:r>
     </w:p>
+    <w:p/>
     <w:p>
       <w:pPr>
         <w:pStyle w:val="Heading2"/>
@@ -587,6 +728,7 @@
         <w:t>Diálogos relacionados</w:t>
       </w:r>
     </w:p>
+    <w:p/>
     <w:p>
       <w:pPr>
         <w:pStyle w:val="ListBullet"/>
@@ -595,6 +737,7 @@
         <w:t>DIALOGUE-AUTO-0021</w:t>
       </w:r>
     </w:p>
+    <w:p/>
     <w:p>
       <w:pPr>
         <w:pStyle w:val="Heading2"/>
@@ -603,6 +746,7 @@
         <w:t>Referências cruzadas</w:t>
       </w:r>
     </w:p>
+    <w:p/>
     <w:p>
       <w:pPr>
         <w:pStyle w:val="ListBullet"/>
@@ -643,6 +787,7 @@
         <w:t>DIALOGUE-AUTO-0021</w:t>
       </w:r>
     </w:p>
+    <w:p/>
     <w:p>
       <w:pPr>
         <w:pStyle w:val="Heading2"/>
@@ -651,6 +796,7 @@
         <w:t>Referências</w:t>
       </w:r>
     </w:p>
+    <w:p/>
     <w:p>
       <w:pPr>
         <w:pStyle w:val="ListBullet"/>
@@ -659,6 +805,7 @@
         <w:t>Documento interno: `EDITORIAL_RULES.md`</w:t>
       </w:r>
     </w:p>
+    <w:p/>
     <w:p>
       <w:pPr>
         <w:pStyle w:val="Heading2"/>
@@ -667,6 +814,7 @@
         <w:t>Tags</w:t>
       </w:r>
     </w:p>
+    <w:p/>
     <w:p>
       <w:pPr>
         <w:pStyle w:val="ListBullet"/>
@@ -699,6 +847,7 @@
         <w:t>cobertura</w:t>
       </w:r>
     </w:p>
+    <w:p/>
     <w:p>
       <w:pPr>
         <w:pStyle w:val="Heading2"/>
@@ -707,6 +856,7 @@
         <w:t>Veja também</w:t>
       </w:r>
     </w:p>
+    <w:p/>
     <w:p>
       <w:pPr>
         <w:pStyle w:val="ListBullet"/>
@@ -715,6 +865,7 @@
         <w:t>`14_FAQ/AUTO/FAQ-AUTO-0060.md`</w:t>
       </w:r>
     </w:p>
+    <w:p/>
     <w:p>
       <w:pPr>
         <w:pStyle w:val="Heading2"/>
@@ -723,6 +874,7 @@
         <w:t>Histórico de revisão</w:t>
       </w:r>
     </w:p>
+    <w:p/>
     <w:p>
       <w:r>
         <w:t>| Data | Versão | Autor | Alteração |</w:t>
@@ -740,9 +892,16 @@
     </w:p>
     <w:p>
       <w:r>
-        <w:t>————————————————————————</w:t>
-      </w:r>
-    </w:p>
+        <w:t>| 2026-06-26 | 0.2 | JP-BR Insurance Knowledge Base | Inclusão de limite comercial/compliance para uso seguro em atendimento e NotebookLM. |</w:t>
+      </w:r>
+    </w:p>
+    <w:p/>
+    <w:p>
+      <w:r>
+        <w:br w:type="page"/>
+      </w:r>
+    </w:p>
+    <w:p/>
     <w:p>
       <w:pPr>
         <w:pStyle w:val="Heading1"/>
@@ -751,6 +910,7 @@
         <w:t>CASE-AUTO-0031 - Dano com possível culpa grave ou ato intencional</w:t>
       </w:r>
     </w:p>
+    <w:p/>
     <w:p>
       <w:pPr>
         <w:pStyle w:val="Heading2"/>
@@ -759,12 +919,13 @@
         <w:t>Controle</w:t>
       </w:r>
     </w:p>
+    <w:p/>
     <w:p>
       <w:pPr>
         <w:pStyle w:val="ListBullet"/>
       </w:pPr>
       <w:r>
-        <w:t>Versão: 0.1</w:t>
+        <w:t>Versão: 0.2</w:t>
       </w:r>
     </w:p>
     <w:p>
@@ -788,9 +949,10 @@
         <w:pStyle w:val="ListBullet"/>
       </w:pPr>
       <w:r>
-        <w:t>Histórico: Criação inicial.</w:t>
-      </w:r>
-    </w:p>
+        <w:t>Histórico: Criação inicial; inclusão de limite comercial/compliance.</w:t>
+      </w:r>
+    </w:p>
+    <w:p/>
     <w:p>
       <w:pPr>
         <w:pStyle w:val="Heading2"/>
@@ -799,11 +961,13 @@
         <w:t>Código</w:t>
       </w:r>
     </w:p>
+    <w:p/>
     <w:p>
       <w:r>
         <w:t>CASE-AUTO-0031</w:t>
       </w:r>
     </w:p>
+    <w:p/>
     <w:p>
       <w:pPr>
         <w:pStyle w:val="Heading2"/>
@@ -812,11 +976,13 @@
         <w:t>Produto ou categoria</w:t>
       </w:r>
     </w:p>
+    <w:p/>
     <w:p>
       <w:r>
         <w:t>AUTO</w:t>
       </w:r>
     </w:p>
+    <w:p/>
     <w:p>
       <w:pPr>
         <w:pStyle w:val="Heading2"/>
@@ -825,11 +991,13 @@
         <w:t>Situação</w:t>
       </w:r>
     </w:p>
+    <w:p/>
     <w:p>
       <w:r>
         <w:t>Dano com possível culpa grave ou ato intencional.</w:t>
       </w:r>
     </w:p>
+    <w:p/>
     <w:p>
       <w:pPr>
         <w:pStyle w:val="Heading2"/>
@@ -838,11 +1006,13 @@
         <w:t>Problema</w:t>
       </w:r>
     </w:p>
+    <w:p/>
     <w:p>
       <w:r>
         <w:t>Cliente pode presumir cobertura automática em situação que depende de exclusões, restrições ou contratação específica.</w:t>
       </w:r>
     </w:p>
+    <w:p/>
     <w:p>
       <w:pPr>
         <w:pStyle w:val="Heading2"/>
@@ -851,11 +1021,13 @@
         <w:t>Análise</w:t>
       </w:r>
     </w:p>
+    <w:p/>
     <w:p>
       <w:r>
         <w:t>Situações especiais devem ser avaliadas com base na apólice, nas exclusões, nos fatos e na decisão da seguradora. O corretor deve evitar confirmação informal de cobertura.</w:t>
       </w:r>
     </w:p>
+    <w:p/>
     <w:p>
       <w:pPr>
         <w:pStyle w:val="Heading2"/>
@@ -864,11 +1036,13 @@
         <w:t>Orientação ao corretor</w:t>
       </w:r>
     </w:p>
+    <w:p/>
     <w:p>
       <w:r>
         <w:t>Coletar fatos, documentos e dados do condutor ou evento. Explicar que a cobertura depende do contrato e da análise formal da seguradora.</w:t>
       </w:r>
     </w:p>
+    <w:p/>
     <w:p>
       <w:pPr>
         <w:pStyle w:val="Heading2"/>
@@ -877,11 +1051,13 @@
         <w:t>Como explicar ao cliente brasileiro</w:t>
       </w:r>
     </w:p>
+    <w:p/>
     <w:p>
       <w:r>
         <w:t>Nem toda situação está coberta automaticamente. Vamos verificar seu contrato e explicar com clareza antes de qualquer decisão.</w:t>
       </w:r>
     </w:p>
+    <w:p/>
     <w:p>
       <w:pPr>
         <w:pStyle w:val="Heading2"/>
@@ -890,19 +1066,37 @@
         <w:t>Resultado esperado</w:t>
       </w:r>
     </w:p>
+    <w:p/>
     <w:p>
       <w:r>
         <w:t>Cliente entende o limite da cobertura e segue o procedimento correto sem criar expectativa indevida.</w:t>
       </w:r>
     </w:p>
+    <w:p/>
     <w:p>
       <w:pPr>
         <w:pStyle w:val="Heading2"/>
       </w:pPr>
       <w:r>
+        <w:t>Limite comercial/compliance</w:t>
+      </w:r>
+    </w:p>
+    <w:p/>
+    <w:p>
+      <w:r>
+        <w:t>O corretor deve usar este caso como orientação de atendimento, sem prometer cobertura, valor, prazo de pagamento, aceitação de responsabilidade ou resultado de análise. A decisão final depende da apólice, documentos, circunstâncias do evento e avaliação da seguradora.</w:t>
+      </w:r>
+    </w:p>
+    <w:p/>
+    <w:p>
+      <w:pPr>
+        <w:pStyle w:val="Heading2"/>
+      </w:pPr>
+      <w:r>
         <w:t>Termos relacionados</w:t>
       </w:r>
     </w:p>
+    <w:p/>
     <w:p>
       <w:pPr>
         <w:pStyle w:val="ListBullet"/>
@@ -919,6 +1113,7 @@
         <w:t>AUTO-0066 - 故意 - Ato intencional</w:t>
       </w:r>
     </w:p>
+    <w:p/>
     <w:p>
       <w:pPr>
         <w:pStyle w:val="Heading2"/>
@@ -927,6 +1122,7 @@
         <w:t>FAQs relacionadas</w:t>
       </w:r>
     </w:p>
+    <w:p/>
     <w:p>
       <w:pPr>
         <w:pStyle w:val="ListBullet"/>
@@ -943,6 +1139,7 @@
         <w:t>FAQ-AUTO-0063</w:t>
       </w:r>
     </w:p>
+    <w:p/>
     <w:p>
       <w:pPr>
         <w:pStyle w:val="Heading2"/>
@@ -951,6 +1148,7 @@
         <w:t>Diálogos relacionados</w:t>
       </w:r>
     </w:p>
+    <w:p/>
     <w:p>
       <w:pPr>
         <w:pStyle w:val="ListBullet"/>
@@ -959,6 +1157,7 @@
         <w:t>DIALOGUE-AUTO-0022</w:t>
       </w:r>
     </w:p>
+    <w:p/>
     <w:p>
       <w:pPr>
         <w:pStyle w:val="Heading2"/>
@@ -967,6 +1166,7 @@
         <w:t>Referências cruzadas</w:t>
       </w:r>
     </w:p>
+    <w:p/>
     <w:p>
       <w:pPr>
         <w:pStyle w:val="ListBullet"/>
@@ -1007,6 +1207,7 @@
         <w:t>DIALOGUE-AUTO-0022</w:t>
       </w:r>
     </w:p>
+    <w:p/>
     <w:p>
       <w:pPr>
         <w:pStyle w:val="Heading2"/>
@@ -1015,6 +1216,7 @@
         <w:t>Referências</w:t>
       </w:r>
     </w:p>
+    <w:p/>
     <w:p>
       <w:pPr>
         <w:pStyle w:val="ListBullet"/>
@@ -1023,6 +1225,7 @@
         <w:t>Documento interno: `EDITORIAL_RULES.md`</w:t>
       </w:r>
     </w:p>
+    <w:p/>
     <w:p>
       <w:pPr>
         <w:pStyle w:val="Heading2"/>
@@ -1031,6 +1234,7 @@
         <w:t>Tags</w:t>
       </w:r>
     </w:p>
+    <w:p/>
     <w:p>
       <w:pPr>
         <w:pStyle w:val="ListBullet"/>
@@ -1063,6 +1267,7 @@
         <w:t>cobertura</w:t>
       </w:r>
     </w:p>
+    <w:p/>
     <w:p>
       <w:pPr>
         <w:pStyle w:val="Heading2"/>
@@ -1071,6 +1276,7 @@
         <w:t>Veja também</w:t>
       </w:r>
     </w:p>
+    <w:p/>
     <w:p>
       <w:pPr>
         <w:pStyle w:val="ListBullet"/>
@@ -1079,6 +1285,7 @@
         <w:t>`14_FAQ/AUTO/FAQ-AUTO-0062.md`</w:t>
       </w:r>
     </w:p>
+    <w:p/>
     <w:p>
       <w:pPr>
         <w:pStyle w:val="Heading2"/>
@@ -1087,6 +1294,7 @@
         <w:t>Histórico de revisão</w:t>
       </w:r>
     </w:p>
+    <w:p/>
     <w:p>
       <w:r>
         <w:t>| Data | Versão | Autor | Alteração |</w:t>
@@ -1104,9 +1312,16 @@
     </w:p>
     <w:p>
       <w:r>
-        <w:t>————————————————————————</w:t>
-      </w:r>
-    </w:p>
+        <w:t>| 2026-06-26 | 0.2 | JP-BR Insurance Knowledge Base | Inclusão de limite comercial/compliance para uso seguro em atendimento e NotebookLM. |</w:t>
+      </w:r>
+    </w:p>
+    <w:p/>
+    <w:p>
+      <w:r>
+        <w:br w:type="page"/>
+      </w:r>
+    </w:p>
+    <w:p/>
     <w:p>
       <w:pPr>
         <w:pStyle w:val="Heading1"/>
@@ -1115,6 +1330,7 @@
         <w:t>CASE-AUTO-0032 - Veículo danificado por tufão ou inundação</w:t>
       </w:r>
     </w:p>
+    <w:p/>
     <w:p>
       <w:pPr>
         <w:pStyle w:val="Heading2"/>
@@ -1123,12 +1339,13 @@
         <w:t>Controle</w:t>
       </w:r>
     </w:p>
+    <w:p/>
     <w:p>
       <w:pPr>
         <w:pStyle w:val="ListBullet"/>
       </w:pPr>
       <w:r>
-        <w:t>Versão: 0.1</w:t>
+        <w:t>Versão: 0.2</w:t>
       </w:r>
     </w:p>
     <w:p>
@@ -1152,9 +1369,10 @@
         <w:pStyle w:val="ListBullet"/>
       </w:pPr>
       <w:r>
-        <w:t>Histórico: Criação inicial.</w:t>
-      </w:r>
-    </w:p>
+        <w:t>Histórico: Criação inicial; inclusão de limite comercial/compliance.</w:t>
+      </w:r>
+    </w:p>
+    <w:p/>
     <w:p>
       <w:pPr>
         <w:pStyle w:val="Heading2"/>
@@ -1163,11 +1381,13 @@
         <w:t>Código</w:t>
       </w:r>
     </w:p>
+    <w:p/>
     <w:p>
       <w:r>
         <w:t>CASE-AUTO-0032</w:t>
       </w:r>
     </w:p>
+    <w:p/>
     <w:p>
       <w:pPr>
         <w:pStyle w:val="Heading2"/>
@@ -1176,11 +1396,13 @@
         <w:t>Produto ou categoria</w:t>
       </w:r>
     </w:p>
+    <w:p/>
     <w:p>
       <w:r>
         <w:t>AUTO</w:t>
       </w:r>
     </w:p>
+    <w:p/>
     <w:p>
       <w:pPr>
         <w:pStyle w:val="Heading2"/>
@@ -1189,11 +1411,13 @@
         <w:t>Situação</w:t>
       </w:r>
     </w:p>
+    <w:p/>
     <w:p>
       <w:r>
         <w:t>Veículo danificado por tufão ou inundação.</w:t>
       </w:r>
     </w:p>
+    <w:p/>
     <w:p>
       <w:pPr>
         <w:pStyle w:val="Heading2"/>
@@ -1202,11 +1426,13 @@
         <w:t>Problema</w:t>
       </w:r>
     </w:p>
+    <w:p/>
     <w:p>
       <w:r>
         <w:t>Cliente pode presumir cobertura automática em situação que depende de exclusões, restrições ou contratação específica.</w:t>
       </w:r>
     </w:p>
+    <w:p/>
     <w:p>
       <w:pPr>
         <w:pStyle w:val="Heading2"/>
@@ -1215,11 +1441,13 @@
         <w:t>Análise</w:t>
       </w:r>
     </w:p>
+    <w:p/>
     <w:p>
       <w:r>
         <w:t>Situações especiais devem ser avaliadas com base na apólice, nas exclusões, nos fatos e na decisão da seguradora. O corretor deve evitar confirmação informal de cobertura.</w:t>
       </w:r>
     </w:p>
+    <w:p/>
     <w:p>
       <w:pPr>
         <w:pStyle w:val="Heading2"/>
@@ -1228,11 +1456,13 @@
         <w:t>Orientação ao corretor</w:t>
       </w:r>
     </w:p>
+    <w:p/>
     <w:p>
       <w:r>
         <w:t>Coletar fatos, documentos e dados do condutor ou evento. Explicar que a cobertura depende do contrato e da análise formal da seguradora.</w:t>
       </w:r>
     </w:p>
+    <w:p/>
     <w:p>
       <w:pPr>
         <w:pStyle w:val="Heading2"/>
@@ -1241,11 +1471,13 @@
         <w:t>Como explicar ao cliente brasileiro</w:t>
       </w:r>
     </w:p>
+    <w:p/>
     <w:p>
       <w:r>
         <w:t>Nem toda situação está coberta automaticamente. Vamos verificar seu contrato e explicar com clareza antes de qualquer decisão.</w:t>
       </w:r>
     </w:p>
+    <w:p/>
     <w:p>
       <w:pPr>
         <w:pStyle w:val="Heading2"/>
@@ -1254,19 +1486,37 @@
         <w:t>Resultado esperado</w:t>
       </w:r>
     </w:p>
+    <w:p/>
     <w:p>
       <w:r>
         <w:t>Cliente entende o limite da cobertura e segue o procedimento correto sem criar expectativa indevida.</w:t>
       </w:r>
     </w:p>
+    <w:p/>
     <w:p>
       <w:pPr>
         <w:pStyle w:val="Heading2"/>
       </w:pPr>
       <w:r>
+        <w:t>Limite comercial/compliance</w:t>
+      </w:r>
+    </w:p>
+    <w:p/>
+    <w:p>
+      <w:r>
+        <w:t>O corretor deve usar este caso como orientação de atendimento, sem prometer cobertura, valor, prazo de pagamento, aceitação de responsabilidade ou resultado de análise. A decisão final depende da apólice, documentos, circunstâncias do evento e avaliação da seguradora.</w:t>
+      </w:r>
+    </w:p>
+    <w:p/>
+    <w:p>
+      <w:pPr>
+        <w:pStyle w:val="Heading2"/>
+      </w:pPr>
+      <w:r>
         <w:t>Termos relacionados</w:t>
       </w:r>
     </w:p>
+    <w:p/>
     <w:p>
       <w:pPr>
         <w:pStyle w:val="ListBullet"/>
@@ -1291,6 +1541,7 @@
         <w:t>AUTO-0073 - 自然災害 - Desastre natural</w:t>
       </w:r>
     </w:p>
+    <w:p/>
     <w:p>
       <w:pPr>
         <w:pStyle w:val="Heading2"/>
@@ -1299,6 +1550,7 @@
         <w:t>FAQs relacionadas</w:t>
       </w:r>
     </w:p>
+    <w:p/>
     <w:p>
       <w:pPr>
         <w:pStyle w:val="ListBullet"/>
@@ -1323,6 +1575,7 @@
         <w:t>FAQ-AUTO-0070</w:t>
       </w:r>
     </w:p>
+    <w:p/>
     <w:p>
       <w:pPr>
         <w:pStyle w:val="Heading2"/>
@@ -1331,6 +1584,7 @@
         <w:t>Diálogos relacionados</w:t>
       </w:r>
     </w:p>
+    <w:p/>
     <w:p>
       <w:pPr>
         <w:pStyle w:val="ListBullet"/>
@@ -1339,6 +1593,7 @@
         <w:t>DIALOGUE-AUTO-0023</w:t>
       </w:r>
     </w:p>
+    <w:p/>
     <w:p>
       <w:pPr>
         <w:pStyle w:val="Heading2"/>
@@ -1347,6 +1602,7 @@
         <w:t>Referências cruzadas</w:t>
       </w:r>
     </w:p>
+    <w:p/>
     <w:p>
       <w:pPr>
         <w:pStyle w:val="ListBullet"/>
@@ -1403,6 +1659,7 @@
         <w:t>DIALOGUE-AUTO-0023</w:t>
       </w:r>
     </w:p>
+    <w:p/>
     <w:p>
       <w:pPr>
         <w:pStyle w:val="Heading2"/>
@@ -1411,6 +1668,7 @@
         <w:t>Referências</w:t>
       </w:r>
     </w:p>
+    <w:p/>
     <w:p>
       <w:pPr>
         <w:pStyle w:val="ListBullet"/>
@@ -1419,6 +1677,7 @@
         <w:t>Documento interno: `EDITORIAL_RULES.md`</w:t>
       </w:r>
     </w:p>
+    <w:p/>
     <w:p>
       <w:pPr>
         <w:pStyle w:val="Heading2"/>
@@ -1427,6 +1686,7 @@
         <w:t>Tags</w:t>
       </w:r>
     </w:p>
+    <w:p/>
     <w:p>
       <w:pPr>
         <w:pStyle w:val="ListBullet"/>
@@ -1459,6 +1719,7 @@
         <w:t>cobertura</w:t>
       </w:r>
     </w:p>
+    <w:p/>
     <w:p>
       <w:pPr>
         <w:pStyle w:val="Heading2"/>
@@ -1467,6 +1728,7 @@
         <w:t>Veja também</w:t>
       </w:r>
     </w:p>
+    <w:p/>
     <w:p>
       <w:pPr>
         <w:pStyle w:val="ListBullet"/>
@@ -1475,6 +1737,7 @@
         <w:t>`14_FAQ/AUTO/FAQ-AUTO-0065.md`</w:t>
       </w:r>
     </w:p>
+    <w:p/>
     <w:p>
       <w:pPr>
         <w:pStyle w:val="Heading2"/>
@@ -1483,6 +1746,7 @@
         <w:t>Histórico de revisão</w:t>
       </w:r>
     </w:p>
+    <w:p/>
     <w:p>
       <w:r>
         <w:t>| Data | Versão | Autor | Alteração |</w:t>
@@ -1500,9 +1764,16 @@
     </w:p>
     <w:p>
       <w:r>
-        <w:t>————————————————————————</w:t>
-      </w:r>
-    </w:p>
+        <w:t>| 2026-06-26 | 0.2 | JP-BR Insurance Knowledge Base | Inclusão de limite comercial/compliance para uso seguro em atendimento e NotebookLM. |</w:t>
+      </w:r>
+    </w:p>
+    <w:p/>
+    <w:p>
+      <w:r>
+        <w:br w:type="page"/>
+      </w:r>
+    </w:p>
+    <w:p/>
     <w:p>
       <w:pPr>
         <w:pStyle w:val="Heading1"/>
@@ -1511,6 +1782,7 @@
         <w:t>CASE-AUTO-0033 - Cliente pergunta sobre dano por terremoto</w:t>
       </w:r>
     </w:p>
+    <w:p/>
     <w:p>
       <w:pPr>
         <w:pStyle w:val="Heading2"/>
@@ -1519,12 +1791,13 @@
         <w:t>Controle</w:t>
       </w:r>
     </w:p>
+    <w:p/>
     <w:p>
       <w:pPr>
         <w:pStyle w:val="ListBullet"/>
       </w:pPr>
       <w:r>
-        <w:t>Versão: 0.1</w:t>
+        <w:t>Versão: 0.2</w:t>
       </w:r>
     </w:p>
     <w:p>
@@ -1548,9 +1821,10 @@
         <w:pStyle w:val="ListBullet"/>
       </w:pPr>
       <w:r>
-        <w:t>Histórico: Criação inicial.</w:t>
-      </w:r>
-    </w:p>
+        <w:t>Histórico: Criação inicial; inclusão de limite comercial/compliance.</w:t>
+      </w:r>
+    </w:p>
+    <w:p/>
     <w:p>
       <w:pPr>
         <w:pStyle w:val="Heading2"/>
@@ -1559,11 +1833,13 @@
         <w:t>Código</w:t>
       </w:r>
     </w:p>
+    <w:p/>
     <w:p>
       <w:r>
         <w:t>CASE-AUTO-0033</w:t>
       </w:r>
     </w:p>
+    <w:p/>
     <w:p>
       <w:pPr>
         <w:pStyle w:val="Heading2"/>
@@ -1572,11 +1848,13 @@
         <w:t>Produto ou categoria</w:t>
       </w:r>
     </w:p>
+    <w:p/>
     <w:p>
       <w:r>
         <w:t>AUTO</w:t>
       </w:r>
     </w:p>
+    <w:p/>
     <w:p>
       <w:pPr>
         <w:pStyle w:val="Heading2"/>
@@ -1585,11 +1863,13 @@
         <w:t>Situação</w:t>
       </w:r>
     </w:p>
+    <w:p/>
     <w:p>
       <w:r>
         <w:t>Cliente pergunta sobre dano por terremoto.</w:t>
       </w:r>
     </w:p>
+    <w:p/>
     <w:p>
       <w:pPr>
         <w:pStyle w:val="Heading2"/>
@@ -1598,11 +1878,13 @@
         <w:t>Problema</w:t>
       </w:r>
     </w:p>
+    <w:p/>
     <w:p>
       <w:r>
         <w:t>Cliente pode presumir cobertura automática em situação que depende de exclusões, restrições ou contratação específica.</w:t>
       </w:r>
     </w:p>
+    <w:p/>
     <w:p>
       <w:pPr>
         <w:pStyle w:val="Heading2"/>
@@ -1611,11 +1893,13 @@
         <w:t>Análise</w:t>
       </w:r>
     </w:p>
+    <w:p/>
     <w:p>
       <w:r>
         <w:t>Situações especiais devem ser avaliadas com base na apólice, nas exclusões, nos fatos e na decisão da seguradora. O corretor deve evitar confirmação informal de cobertura.</w:t>
       </w:r>
     </w:p>
+    <w:p/>
     <w:p>
       <w:pPr>
         <w:pStyle w:val="Heading2"/>
@@ -1624,11 +1908,13 @@
         <w:t>Orientação ao corretor</w:t>
       </w:r>
     </w:p>
+    <w:p/>
     <w:p>
       <w:r>
         <w:t>Coletar fatos, documentos e dados do condutor ou evento. Explicar que a cobertura depende do contrato e da análise formal da seguradora.</w:t>
       </w:r>
     </w:p>
+    <w:p/>
     <w:p>
       <w:pPr>
         <w:pStyle w:val="Heading2"/>
@@ -1637,11 +1923,13 @@
         <w:t>Como explicar ao cliente brasileiro</w:t>
       </w:r>
     </w:p>
+    <w:p/>
     <w:p>
       <w:r>
         <w:t>Nem toda situação está coberta automaticamente. Vamos verificar seu contrato e explicar com clareza antes de qualquer decisão.</w:t>
       </w:r>
     </w:p>
+    <w:p/>
     <w:p>
       <w:pPr>
         <w:pStyle w:val="Heading2"/>
@@ -1650,19 +1938,37 @@
         <w:t>Resultado esperado</w:t>
       </w:r>
     </w:p>
+    <w:p/>
     <w:p>
       <w:r>
         <w:t>Cliente entende o limite da cobertura e segue o procedimento correto sem criar expectativa indevida.</w:t>
       </w:r>
     </w:p>
+    <w:p/>
     <w:p>
       <w:pPr>
         <w:pStyle w:val="Heading2"/>
       </w:pPr>
       <w:r>
+        <w:t>Limite comercial/compliance</w:t>
+      </w:r>
+    </w:p>
+    <w:p/>
+    <w:p>
+      <w:r>
+        <w:t>O corretor deve usar este caso como orientação de atendimento, sem prometer cobertura, valor, prazo de pagamento, aceitação de responsabilidade ou resultado de análise. A decisão final depende da apólice, documentos, circunstâncias do evento e avaliação da seguradora.</w:t>
+      </w:r>
+    </w:p>
+    <w:p/>
+    <w:p>
+      <w:pPr>
+        <w:pStyle w:val="Heading2"/>
+      </w:pPr>
+      <w:r>
         <w:t>Termos relacionados</w:t>
       </w:r>
     </w:p>
+    <w:p/>
     <w:p>
       <w:pPr>
         <w:pStyle w:val="ListBullet"/>
@@ -1679,6 +1985,7 @@
         <w:t>AUTO-0073 - 自然災害 - Desastre natural</w:t>
       </w:r>
     </w:p>
+    <w:p/>
     <w:p>
       <w:pPr>
         <w:pStyle w:val="Heading2"/>
@@ -1687,6 +1994,7 @@
         <w:t>FAQs relacionadas</w:t>
       </w:r>
     </w:p>
+    <w:p/>
     <w:p>
       <w:pPr>
         <w:pStyle w:val="ListBullet"/>
@@ -1703,6 +2011,7 @@
         <w:t>FAQ-AUTO-0070</w:t>
       </w:r>
     </w:p>
+    <w:p/>
     <w:p>
       <w:pPr>
         <w:pStyle w:val="Heading2"/>
@@ -1711,6 +2020,7 @@
         <w:t>Diálogos relacionados</w:t>
       </w:r>
     </w:p>
+    <w:p/>
     <w:p>
       <w:pPr>
         <w:pStyle w:val="ListBullet"/>
@@ -1719,6 +2029,7 @@
         <w:t>DIALOGUE-AUTO-0023</w:t>
       </w:r>
     </w:p>
+    <w:p/>
     <w:p>
       <w:pPr>
         <w:pStyle w:val="Heading2"/>
@@ -1727,6 +2038,7 @@
         <w:t>Referências cruzadas</w:t>
       </w:r>
     </w:p>
+    <w:p/>
     <w:p>
       <w:pPr>
         <w:pStyle w:val="ListBullet"/>
@@ -1767,6 +2079,7 @@
         <w:t>DIALOGUE-AUTO-0023</w:t>
       </w:r>
     </w:p>
+    <w:p/>
     <w:p>
       <w:pPr>
         <w:pStyle w:val="Heading2"/>
@@ -1775,6 +2088,7 @@
         <w:t>Referências</w:t>
       </w:r>
     </w:p>
+    <w:p/>
     <w:p>
       <w:pPr>
         <w:pStyle w:val="ListBullet"/>
@@ -1783,6 +2097,7 @@
         <w:t>Documento interno: `EDITORIAL_RULES.md`</w:t>
       </w:r>
     </w:p>
+    <w:p/>
     <w:p>
       <w:pPr>
         <w:pStyle w:val="Heading2"/>
@@ -1791,6 +2106,7 @@
         <w:t>Tags</w:t>
       </w:r>
     </w:p>
+    <w:p/>
     <w:p>
       <w:pPr>
         <w:pStyle w:val="ListBullet"/>
@@ -1823,6 +2139,7 @@
         <w:t>cobertura</w:t>
       </w:r>
     </w:p>
+    <w:p/>
     <w:p>
       <w:pPr>
         <w:pStyle w:val="Heading2"/>
@@ -1831,6 +2148,7 @@
         <w:t>Veja também</w:t>
       </w:r>
     </w:p>
+    <w:p/>
     <w:p>
       <w:pPr>
         <w:pStyle w:val="ListBullet"/>
@@ -1839,6 +2157,7 @@
         <w:t>`14_FAQ/AUTO/FAQ-AUTO-0064.md`</w:t>
       </w:r>
     </w:p>
+    <w:p/>
     <w:p>
       <w:pPr>
         <w:pStyle w:val="Heading2"/>
@@ -1847,6 +2166,7 @@
         <w:t>Histórico de revisão</w:t>
       </w:r>
     </w:p>
+    <w:p/>
     <w:p>
       <w:r>
         <w:t>| Data | Versão | Autor | Alteração |</w:t>
@@ -1864,9 +2184,16 @@
     </w:p>
     <w:p>
       <w:r>
-        <w:t>————————————————————————</w:t>
-      </w:r>
-    </w:p>
+        <w:t>| 2026-06-26 | 0.2 | JP-BR Insurance Knowledge Base | Inclusão de limite comercial/compliance para uso seguro em atendimento e NotebookLM. |</w:t>
+      </w:r>
+    </w:p>
+    <w:p/>
+    <w:p>
+      <w:r>
+        <w:br w:type="page"/>
+      </w:r>
+    </w:p>
+    <w:p/>
     <w:p>
       <w:pPr>
         <w:pStyle w:val="Heading1"/>
@@ -1875,6 +2202,7 @@
         <w:t>CASE-AUTO-0034 - Roubo, vandalismo ou dano por pedra no veículo</w:t>
       </w:r>
     </w:p>
+    <w:p/>
     <w:p>
       <w:pPr>
         <w:pStyle w:val="Heading2"/>
@@ -1883,12 +2211,13 @@
         <w:t>Controle</w:t>
       </w:r>
     </w:p>
+    <w:p/>
     <w:p>
       <w:pPr>
         <w:pStyle w:val="ListBullet"/>
       </w:pPr>
       <w:r>
-        <w:t>Versão: 0.1</w:t>
+        <w:t>Versão: 0.2</w:t>
       </w:r>
     </w:p>
     <w:p>
@@ -1912,9 +2241,10 @@
         <w:pStyle w:val="ListBullet"/>
       </w:pPr>
       <w:r>
-        <w:t>Histórico: Criação inicial.</w:t>
-      </w:r>
-    </w:p>
+        <w:t>Histórico: Criação inicial; inclusão de limite comercial/compliance.</w:t>
+      </w:r>
+    </w:p>
+    <w:p/>
     <w:p>
       <w:pPr>
         <w:pStyle w:val="Heading2"/>
@@ -1923,11 +2253,13 @@
         <w:t>Código</w:t>
       </w:r>
     </w:p>
+    <w:p/>
     <w:p>
       <w:r>
         <w:t>CASE-AUTO-0034</w:t>
       </w:r>
     </w:p>
+    <w:p/>
     <w:p>
       <w:pPr>
         <w:pStyle w:val="Heading2"/>
@@ -1936,11 +2268,13 @@
         <w:t>Produto ou categoria</w:t>
       </w:r>
     </w:p>
+    <w:p/>
     <w:p>
       <w:r>
         <w:t>AUTO</w:t>
       </w:r>
     </w:p>
+    <w:p/>
     <w:p>
       <w:pPr>
         <w:pStyle w:val="Heading2"/>
@@ -1949,11 +2283,13 @@
         <w:t>Situação</w:t>
       </w:r>
     </w:p>
+    <w:p/>
     <w:p>
       <w:r>
         <w:t>Roubo, vandalismo ou dano por pedra no veículo.</w:t>
       </w:r>
     </w:p>
+    <w:p/>
     <w:p>
       <w:pPr>
         <w:pStyle w:val="Heading2"/>
@@ -1962,11 +2298,13 @@
         <w:t>Problema</w:t>
       </w:r>
     </w:p>
+    <w:p/>
     <w:p>
       <w:r>
         <w:t>Cliente pode presumir cobertura automática em situação que depende de exclusões, restrições ou contratação específica.</w:t>
       </w:r>
     </w:p>
+    <w:p/>
     <w:p>
       <w:pPr>
         <w:pStyle w:val="Heading2"/>
@@ -1975,11 +2313,13 @@
         <w:t>Análise</w:t>
       </w:r>
     </w:p>
+    <w:p/>
     <w:p>
       <w:r>
         <w:t>Situações especiais devem ser avaliadas com base na apólice, nas exclusões, nos fatos e na decisão da seguradora. O corretor deve evitar confirmação informal de cobertura.</w:t>
       </w:r>
     </w:p>
+    <w:p/>
     <w:p>
       <w:pPr>
         <w:pStyle w:val="Heading2"/>
@@ -1988,11 +2328,13 @@
         <w:t>Orientação ao corretor</w:t>
       </w:r>
     </w:p>
+    <w:p/>
     <w:p>
       <w:r>
         <w:t>Coletar fatos, documentos e dados do condutor ou evento. Explicar que a cobertura depende do contrato e da análise formal da seguradora.</w:t>
       </w:r>
     </w:p>
+    <w:p/>
     <w:p>
       <w:pPr>
         <w:pStyle w:val="Heading2"/>
@@ -2001,11 +2343,13 @@
         <w:t>Como explicar ao cliente brasileiro</w:t>
       </w:r>
     </w:p>
+    <w:p/>
     <w:p>
       <w:r>
         <w:t>Nem toda situação está coberta automaticamente. Vamos verificar seu contrato e explicar com clareza antes de qualquer decisão.</w:t>
       </w:r>
     </w:p>
+    <w:p/>
     <w:p>
       <w:pPr>
         <w:pStyle w:val="Heading2"/>
@@ -2014,19 +2358,37 @@
         <w:t>Resultado esperado</w:t>
       </w:r>
     </w:p>
+    <w:p/>
     <w:p>
       <w:r>
         <w:t>Cliente entende o limite da cobertura e segue o procedimento correto sem criar expectativa indevida.</w:t>
       </w:r>
     </w:p>
+    <w:p/>
     <w:p>
       <w:pPr>
         <w:pStyle w:val="Heading2"/>
       </w:pPr>
       <w:r>
+        <w:t>Limite comercial/compliance</w:t>
+      </w:r>
+    </w:p>
+    <w:p/>
+    <w:p>
+      <w:r>
+        <w:t>O corretor deve usar este caso como orientação de atendimento, sem prometer cobertura, valor, prazo de pagamento, aceitação de responsabilidade ou resultado de análise. A decisão final depende da apólice, documentos, circunstâncias do evento e avaliação da seguradora.</w:t>
+      </w:r>
+    </w:p>
+    <w:p/>
+    <w:p>
+      <w:pPr>
+        <w:pStyle w:val="Heading2"/>
+      </w:pPr>
+      <w:r>
         <w:t>Termos relacionados</w:t>
       </w:r>
     </w:p>
+    <w:p/>
     <w:p>
       <w:pPr>
         <w:pStyle w:val="ListBullet"/>
@@ -2051,6 +2413,7 @@
         <w:t>AUTO-0072 - 飛び石 - Dano por pedra lançada</w:t>
       </w:r>
     </w:p>
+    <w:p/>
     <w:p>
       <w:pPr>
         <w:pStyle w:val="Heading2"/>
@@ -2059,6 +2422,7 @@
         <w:t>FAQs relacionadas</w:t>
       </w:r>
     </w:p>
+    <w:p/>
     <w:p>
       <w:pPr>
         <w:pStyle w:val="ListBullet"/>
@@ -2083,6 +2447,7 @@
         <w:t>FAQ-AUTO-0069</w:t>
       </w:r>
     </w:p>
+    <w:p/>
     <w:p>
       <w:pPr>
         <w:pStyle w:val="Heading2"/>
@@ -2091,6 +2456,7 @@
         <w:t>Diálogos relacionados</w:t>
       </w:r>
     </w:p>
+    <w:p/>
     <w:p>
       <w:pPr>
         <w:pStyle w:val="ListBullet"/>
@@ -2099,6 +2465,7 @@
         <w:t>DIALOGUE-AUTO-0024</w:t>
       </w:r>
     </w:p>
+    <w:p/>
     <w:p>
       <w:pPr>
         <w:pStyle w:val="Heading2"/>
@@ -2107,6 +2474,7 @@
         <w:t>Referências cruzadas</w:t>
       </w:r>
     </w:p>
+    <w:p/>
     <w:p>
       <w:pPr>
         <w:pStyle w:val="ListBullet"/>
@@ -2163,6 +2531,7 @@
         <w:t>DIALOGUE-AUTO-0024</w:t>
       </w:r>
     </w:p>
+    <w:p/>
     <w:p>
       <w:pPr>
         <w:pStyle w:val="Heading2"/>
@@ -2171,6 +2540,7 @@
         <w:t>Referências</w:t>
       </w:r>
     </w:p>
+    <w:p/>
     <w:p>
       <w:pPr>
         <w:pStyle w:val="ListBullet"/>
@@ -2179,6 +2549,7 @@
         <w:t>Documento interno: `EDITORIAL_RULES.md`</w:t>
       </w:r>
     </w:p>
+    <w:p/>
     <w:p>
       <w:pPr>
         <w:pStyle w:val="Heading2"/>
@@ -2187,6 +2558,7 @@
         <w:t>Tags</w:t>
       </w:r>
     </w:p>
+    <w:p/>
     <w:p>
       <w:pPr>
         <w:pStyle w:val="ListBullet"/>
@@ -2219,6 +2591,7 @@
         <w:t>cobertura</w:t>
       </w:r>
     </w:p>
+    <w:p/>
     <w:p>
       <w:pPr>
         <w:pStyle w:val="Heading2"/>
@@ -2227,6 +2600,7 @@
         <w:t>Veja também</w:t>
       </w:r>
     </w:p>
+    <w:p/>
     <w:p>
       <w:pPr>
         <w:pStyle w:val="ListBullet"/>
@@ -2235,6 +2609,7 @@
         <w:t>`14_FAQ/AUTO/FAQ-AUTO-0067.md`</w:t>
       </w:r>
     </w:p>
+    <w:p/>
     <w:p>
       <w:pPr>
         <w:pStyle w:val="Heading2"/>
@@ -2243,6 +2618,7 @@
         <w:t>Histórico de revisão</w:t>
       </w:r>
     </w:p>
+    <w:p/>
     <w:p>
       <w:r>
         <w:t>| Data | Versão | Autor | Alteração |</w:t>
@@ -2260,9 +2636,16 @@
     </w:p>
     <w:p>
       <w:r>
-        <w:t>————————————————————————</w:t>
-      </w:r>
-    </w:p>
+        <w:t>| 2026-06-26 | 0.2 | JP-BR Insurance Knowledge Base | Inclusão de limite comercial/compliance para uso seguro em atendimento e NotebookLM. |</w:t>
+      </w:r>
+    </w:p>
+    <w:p/>
+    <w:p>
+      <w:r>
+        <w:br w:type="page"/>
+      </w:r>
+    </w:p>
+    <w:p/>
     <w:p>
       <w:pPr>
         <w:pStyle w:val="Heading1"/>
@@ -2271,6 +2654,7 @@
         <w:t>CASE-AUTO-0035 - Motorista fora da restrição familiar ou de casal</w:t>
       </w:r>
     </w:p>
+    <w:p/>
     <w:p>
       <w:pPr>
         <w:pStyle w:val="Heading2"/>
@@ -2279,12 +2663,13 @@
         <w:t>Controle</w:t>
       </w:r>
     </w:p>
+    <w:p/>
     <w:p>
       <w:pPr>
         <w:pStyle w:val="ListBullet"/>
       </w:pPr>
       <w:r>
-        <w:t>Versão: 0.1</w:t>
+        <w:t>Versão: 0.2</w:t>
       </w:r>
     </w:p>
     <w:p>
@@ -2308,9 +2693,10 @@
         <w:pStyle w:val="ListBullet"/>
       </w:pPr>
       <w:r>
-        <w:t>Histórico: Criação inicial.</w:t>
-      </w:r>
-    </w:p>
+        <w:t>Histórico: Criação inicial; inclusão de limite comercial/compliance.</w:t>
+      </w:r>
+    </w:p>
+    <w:p/>
     <w:p>
       <w:pPr>
         <w:pStyle w:val="Heading2"/>
@@ -2319,11 +2705,13 @@
         <w:t>Código</w:t>
       </w:r>
     </w:p>
+    <w:p/>
     <w:p>
       <w:r>
         <w:t>CASE-AUTO-0035</w:t>
       </w:r>
     </w:p>
+    <w:p/>
     <w:p>
       <w:pPr>
         <w:pStyle w:val="Heading2"/>
@@ -2332,11 +2720,13 @@
         <w:t>Produto ou categoria</w:t>
       </w:r>
     </w:p>
+    <w:p/>
     <w:p>
       <w:r>
         <w:t>AUTO</w:t>
       </w:r>
     </w:p>
+    <w:p/>
     <w:p>
       <w:pPr>
         <w:pStyle w:val="Heading2"/>
@@ -2345,11 +2735,13 @@
         <w:t>Situação</w:t>
       </w:r>
     </w:p>
+    <w:p/>
     <w:p>
       <w:r>
         <w:t>Motorista fora da restrição familiar ou de casal.</w:t>
       </w:r>
     </w:p>
+    <w:p/>
     <w:p>
       <w:pPr>
         <w:pStyle w:val="Heading2"/>
@@ -2358,11 +2750,13 @@
         <w:t>Problema</w:t>
       </w:r>
     </w:p>
+    <w:p/>
     <w:p>
       <w:r>
         <w:t>Cliente pode presumir cobertura automática em situação que depende de exclusões, restrições ou contratação específica.</w:t>
       </w:r>
     </w:p>
+    <w:p/>
     <w:p>
       <w:pPr>
         <w:pStyle w:val="Heading2"/>
@@ -2371,11 +2765,13 @@
         <w:t>Análise</w:t>
       </w:r>
     </w:p>
+    <w:p/>
     <w:p>
       <w:r>
         <w:t>Situações especiais devem ser avaliadas com base na apólice, nas exclusões, nos fatos e na decisão da seguradora. O corretor deve evitar confirmação informal de cobertura.</w:t>
       </w:r>
     </w:p>
+    <w:p/>
     <w:p>
       <w:pPr>
         <w:pStyle w:val="Heading2"/>
@@ -2384,11 +2780,13 @@
         <w:t>Orientação ao corretor</w:t>
       </w:r>
     </w:p>
+    <w:p/>
     <w:p>
       <w:r>
         <w:t>Coletar fatos, documentos e dados do condutor ou evento. Explicar que a cobertura depende do contrato e da análise formal da seguradora.</w:t>
       </w:r>
     </w:p>
+    <w:p/>
     <w:p>
       <w:pPr>
         <w:pStyle w:val="Heading2"/>
@@ -2397,11 +2795,13 @@
         <w:t>Como explicar ao cliente brasileiro</w:t>
       </w:r>
     </w:p>
+    <w:p/>
     <w:p>
       <w:r>
         <w:t>Nem toda situação está coberta automaticamente. Vamos verificar seu contrato e explicar com clareza antes de qualquer decisão.</w:t>
       </w:r>
     </w:p>
+    <w:p/>
     <w:p>
       <w:pPr>
         <w:pStyle w:val="Heading2"/>
@@ -2410,19 +2810,37 @@
         <w:t>Resultado esperado</w:t>
       </w:r>
     </w:p>
+    <w:p/>
     <w:p>
       <w:r>
         <w:t>Cliente entende o limite da cobertura e segue o procedimento correto sem criar expectativa indevida.</w:t>
       </w:r>
     </w:p>
+    <w:p/>
     <w:p>
       <w:pPr>
         <w:pStyle w:val="Heading2"/>
       </w:pPr>
       <w:r>
+        <w:t>Limite comercial/compliance</w:t>
+      </w:r>
+    </w:p>
+    <w:p/>
+    <w:p>
+      <w:r>
+        <w:t>O corretor deve usar este caso como orientação de atendimento, sem prometer cobertura, valor, prazo de pagamento, aceitação de responsabilidade ou resultado de análise. A decisão final depende da apólice, documentos, circunstâncias do evento e avaliação da seguradora.</w:t>
+      </w:r>
+    </w:p>
+    <w:p/>
+    <w:p>
+      <w:pPr>
+        <w:pStyle w:val="Heading2"/>
+      </w:pPr>
+      <w:r>
         <w:t>Termos relacionados</w:t>
       </w:r>
     </w:p>
+    <w:p/>
     <w:p>
       <w:pPr>
         <w:pStyle w:val="ListBullet"/>
@@ -2455,6 +2873,7 @@
         <w:t>AUTO-0077 - 夫婦限定 - Restrição a casal</w:t>
       </w:r>
     </w:p>
+    <w:p/>
     <w:p>
       <w:pPr>
         <w:pStyle w:val="Heading2"/>
@@ -2463,6 +2882,7 @@
         <w:t>FAQs relacionadas</w:t>
       </w:r>
     </w:p>
+    <w:p/>
     <w:p>
       <w:pPr>
         <w:pStyle w:val="ListBullet"/>
@@ -2495,6 +2915,7 @@
         <w:t>FAQ-AUTO-0074</w:t>
       </w:r>
     </w:p>
+    <w:p/>
     <w:p>
       <w:pPr>
         <w:pStyle w:val="Heading2"/>
@@ -2503,6 +2924,7 @@
         <w:t>Diálogos relacionados</w:t>
       </w:r>
     </w:p>
+    <w:p/>
     <w:p>
       <w:pPr>
         <w:pStyle w:val="ListBullet"/>
@@ -2511,6 +2933,7 @@
         <w:t>DIALOGUE-AUTO-0025</w:t>
       </w:r>
     </w:p>
+    <w:p/>
     <w:p>
       <w:pPr>
         <w:pStyle w:val="Heading2"/>
@@ -2519,6 +2942,7 @@
         <w:t>Referências cruzadas</w:t>
       </w:r>
     </w:p>
+    <w:p/>
     <w:p>
       <w:pPr>
         <w:pStyle w:val="ListBullet"/>
@@ -2591,6 +3015,7 @@
         <w:t>DIALOGUE-AUTO-0025</w:t>
       </w:r>
     </w:p>
+    <w:p/>
     <w:p>
       <w:pPr>
         <w:pStyle w:val="Heading2"/>
@@ -2599,6 +3024,7 @@
         <w:t>Referências</w:t>
       </w:r>
     </w:p>
+    <w:p/>
     <w:p>
       <w:pPr>
         <w:pStyle w:val="ListBullet"/>
@@ -2607,6 +3033,7 @@
         <w:t>Documento interno: `EDITORIAL_RULES.md`</w:t>
       </w:r>
     </w:p>
+    <w:p/>
     <w:p>
       <w:pPr>
         <w:pStyle w:val="Heading2"/>
@@ -2615,6 +3042,7 @@
         <w:t>Tags</w:t>
       </w:r>
     </w:p>
+    <w:p/>
     <w:p>
       <w:pPr>
         <w:pStyle w:val="ListBullet"/>
@@ -2647,6 +3075,7 @@
         <w:t>cobertura</w:t>
       </w:r>
     </w:p>
+    <w:p/>
     <w:p>
       <w:pPr>
         <w:pStyle w:val="Heading2"/>
@@ -2655,6 +3084,7 @@
         <w:t>Veja também</w:t>
       </w:r>
     </w:p>
+    <w:p/>
     <w:p>
       <w:pPr>
         <w:pStyle w:val="ListBullet"/>
@@ -2663,6 +3093,7 @@
         <w:t>`14_FAQ/AUTO/FAQ-AUTO-0071.md`</w:t>
       </w:r>
     </w:p>
+    <w:p/>
     <w:p>
       <w:pPr>
         <w:pStyle w:val="Heading2"/>
@@ -2671,6 +3102,7 @@
         <w:t>Histórico de revisão</w:t>
       </w:r>
     </w:p>
+    <w:p/>
     <w:p>
       <w:r>
         <w:t>| Data | Versão | Autor | Alteração |</w:t>
@@ -2688,9 +3120,16 @@
     </w:p>
     <w:p>
       <w:r>
-        <w:t>————————————————————————</w:t>
-      </w:r>
-    </w:p>
+        <w:t>| 2026-06-26 | 0.2 | JP-BR Insurance Knowledge Base | Inclusão de limite comercial/compliance para uso seguro em atendimento e NotebookLM. |</w:t>
+      </w:r>
+    </w:p>
+    <w:p/>
+    <w:p>
+      <w:r>
+        <w:br w:type="page"/>
+      </w:r>
+    </w:p>
+    <w:p/>
     <w:p>
       <w:pPr>
         <w:pStyle w:val="Heading1"/>
@@ -2699,6 +3138,7 @@
         <w:t>CASE-AUTO-0036 - Cliente presume que coberturas adicionais já estão incluídas</w:t>
       </w:r>
     </w:p>
+    <w:p/>
     <w:p>
       <w:pPr>
         <w:pStyle w:val="Heading2"/>
@@ -2707,12 +3147,13 @@
         <w:t>Controle</w:t>
       </w:r>
     </w:p>
+    <w:p/>
     <w:p>
       <w:pPr>
         <w:pStyle w:val="ListBullet"/>
       </w:pPr>
       <w:r>
-        <w:t>Versão: 0.1</w:t>
+        <w:t>Versão: 0.2</w:t>
       </w:r>
     </w:p>
     <w:p>
@@ -2736,9 +3177,10 @@
         <w:pStyle w:val="ListBullet"/>
       </w:pPr>
       <w:r>
-        <w:t>Histórico: Criação inicial.</w:t>
-      </w:r>
-    </w:p>
+        <w:t>Histórico: Criação inicial; inclusão de limite comercial/compliance.</w:t>
+      </w:r>
+    </w:p>
+    <w:p/>
     <w:p>
       <w:pPr>
         <w:pStyle w:val="Heading2"/>
@@ -2747,11 +3189,13 @@
         <w:t>Código</w:t>
       </w:r>
     </w:p>
+    <w:p/>
     <w:p>
       <w:r>
         <w:t>CASE-AUTO-0036</w:t>
       </w:r>
     </w:p>
+    <w:p/>
     <w:p>
       <w:pPr>
         <w:pStyle w:val="Heading2"/>
@@ -2760,11 +3204,13 @@
         <w:t>Produto ou categoria</w:t>
       </w:r>
     </w:p>
+    <w:p/>
     <w:p>
       <w:r>
         <w:t>AUTO</w:t>
       </w:r>
     </w:p>
+    <w:p/>
     <w:p>
       <w:pPr>
         <w:pStyle w:val="Heading2"/>
@@ -2773,11 +3219,13 @@
         <w:t>Situação</w:t>
       </w:r>
     </w:p>
+    <w:p/>
     <w:p>
       <w:r>
         <w:t>Cliente presume que coberturas adicionais já estão incluídas.</w:t>
       </w:r>
     </w:p>
+    <w:p/>
     <w:p>
       <w:pPr>
         <w:pStyle w:val="Heading2"/>
@@ -2786,11 +3234,13 @@
         <w:t>Problema</w:t>
       </w:r>
     </w:p>
+    <w:p/>
     <w:p>
       <w:r>
         <w:t>Cliente pode presumir cobertura automática em situação que depende de exclusões, restrições ou contratação específica.</w:t>
       </w:r>
     </w:p>
+    <w:p/>
     <w:p>
       <w:pPr>
         <w:pStyle w:val="Heading2"/>
@@ -2799,11 +3249,13 @@
         <w:t>Análise</w:t>
       </w:r>
     </w:p>
+    <w:p/>
     <w:p>
       <w:r>
         <w:t>Situações especiais devem ser avaliadas com base na apólice, nas exclusões, nos fatos e na decisão da seguradora. O corretor deve evitar confirmação informal de cobertura.</w:t>
       </w:r>
     </w:p>
+    <w:p/>
     <w:p>
       <w:pPr>
         <w:pStyle w:val="Heading2"/>
@@ -2812,11 +3264,13 @@
         <w:t>Orientação ao corretor</w:t>
       </w:r>
     </w:p>
+    <w:p/>
     <w:p>
       <w:r>
         <w:t>Coletar fatos, documentos e dados do condutor ou evento. Explicar que a cobertura depende do contrato e da análise formal da seguradora.</w:t>
       </w:r>
     </w:p>
+    <w:p/>
     <w:p>
       <w:pPr>
         <w:pStyle w:val="Heading2"/>
@@ -2825,11 +3279,13 @@
         <w:t>Como explicar ao cliente brasileiro</w:t>
       </w:r>
     </w:p>
+    <w:p/>
     <w:p>
       <w:r>
         <w:t>Nem toda situação está coberta automaticamente. Vamos verificar seu contrato e explicar com clareza antes de qualquer decisão.</w:t>
       </w:r>
     </w:p>
+    <w:p/>
     <w:p>
       <w:pPr>
         <w:pStyle w:val="Heading2"/>
@@ -2838,19 +3294,37 @@
         <w:t>Resultado esperado</w:t>
       </w:r>
     </w:p>
+    <w:p/>
     <w:p>
       <w:r>
         <w:t>Cliente entende o limite da cobertura e segue o procedimento correto sem criar expectativa indevida.</w:t>
       </w:r>
     </w:p>
+    <w:p/>
     <w:p>
       <w:pPr>
         <w:pStyle w:val="Heading2"/>
       </w:pPr>
       <w:r>
+        <w:t>Limite comercial/compliance</w:t>
+      </w:r>
+    </w:p>
+    <w:p/>
+    <w:p>
+      <w:r>
+        <w:t>O corretor deve usar este caso como orientação de atendimento, sem prometer cobertura, valor, prazo de pagamento, aceitação de responsabilidade ou resultado de análise. A decisão final depende da apólice, documentos, circunstâncias do evento e avaliação da seguradora.</w:t>
+      </w:r>
+    </w:p>
+    <w:p/>
+    <w:p>
+      <w:pPr>
+        <w:pStyle w:val="Heading2"/>
+      </w:pPr>
+      <w:r>
         <w:t>Termos relacionados</w:t>
       </w:r>
     </w:p>
+    <w:p/>
     <w:p>
       <w:pPr>
         <w:pStyle w:val="ListBullet"/>
@@ -2875,6 +3349,7 @@
         <w:t>AUTO-0080 - 個人賠償責任特約 - Cobertura adicional de responsabilidade civil pessoal</w:t>
       </w:r>
     </w:p>
+    <w:p/>
     <w:p>
       <w:pPr>
         <w:pStyle w:val="Heading2"/>
@@ -2883,6 +3358,7 @@
         <w:t>FAQs relacionadas</w:t>
       </w:r>
     </w:p>
+    <w:p/>
     <w:p>
       <w:pPr>
         <w:pStyle w:val="ListBullet"/>
@@ -2907,6 +3383,7 @@
         <w:t>FAQ-AUTO-0077</w:t>
       </w:r>
     </w:p>
+    <w:p/>
     <w:p>
       <w:pPr>
         <w:pStyle w:val="Heading2"/>
@@ -2915,6 +3392,7 @@
         <w:t>Diálogos relacionados</w:t>
       </w:r>
     </w:p>
+    <w:p/>
     <w:p>
       <w:pPr>
         <w:pStyle w:val="ListBullet"/>
@@ -2923,6 +3401,7 @@
         <w:t>DIALOGUE-AUTO-0026</w:t>
       </w:r>
     </w:p>
+    <w:p/>
     <w:p>
       <w:pPr>
         <w:pStyle w:val="Heading2"/>
@@ -2931,6 +3410,7 @@
         <w:t>Referências cruzadas</w:t>
       </w:r>
     </w:p>
+    <w:p/>
     <w:p>
       <w:pPr>
         <w:pStyle w:val="ListBullet"/>
@@ -2987,6 +3467,7 @@
         <w:t>DIALOGUE-AUTO-0026</w:t>
       </w:r>
     </w:p>
+    <w:p/>
     <w:p>
       <w:pPr>
         <w:pStyle w:val="Heading2"/>
@@ -2995,6 +3476,7 @@
         <w:t>Referências</w:t>
       </w:r>
     </w:p>
+    <w:p/>
     <w:p>
       <w:pPr>
         <w:pStyle w:val="ListBullet"/>
@@ -3003,6 +3485,7 @@
         <w:t>Documento interno: `EDITORIAL_RULES.md`</w:t>
       </w:r>
     </w:p>
+    <w:p/>
     <w:p>
       <w:pPr>
         <w:pStyle w:val="Heading2"/>
@@ -3011,6 +3494,7 @@
         <w:t>Tags</w:t>
       </w:r>
     </w:p>
+    <w:p/>
     <w:p>
       <w:pPr>
         <w:pStyle w:val="ListBullet"/>
@@ -3043,6 +3527,7 @@
         <w:t>cobertura</w:t>
       </w:r>
     </w:p>
+    <w:p/>
     <w:p>
       <w:pPr>
         <w:pStyle w:val="Heading2"/>
@@ -3051,6 +3536,7 @@
         <w:t>Veja também</w:t>
       </w:r>
     </w:p>
+    <w:p/>
     <w:p>
       <w:pPr>
         <w:pStyle w:val="ListBullet"/>
@@ -3059,6 +3545,7 @@
         <w:t>`14_FAQ/AUTO/FAQ-AUTO-0075.md`</w:t>
       </w:r>
     </w:p>
+    <w:p/>
     <w:p>
       <w:pPr>
         <w:pStyle w:val="Heading2"/>
@@ -3067,6 +3554,7 @@
         <w:t>Histórico de revisão</w:t>
       </w:r>
     </w:p>
+    <w:p/>
     <w:p>
       <w:r>
         <w:t>| Data | Versão | Autor | Alteração |</w:t>
@@ -3080,6 +3568,36 @@
     <w:p>
       <w:r>
         <w:t>| 2026-06-25 | 0.1 | JP-BR Insurance Knowledge Base | Criação inicial. |</w:t>
+      </w:r>
+    </w:p>
+    <w:p>
+      <w:r>
+        <w:t>| 2026-06-26 | 0.2 | JP-BR Insurance Knowledge Base | Inclusão de limite comercial/compliance para uso seguro em atendimento e NotebookLM. |</w:t>
+      </w:r>
+    </w:p>
+    <w:p/>
+    <w:p>
+      <w:pPr>
+        <w:pStyle w:val="Heading2"/>
+      </w:pPr>
+      <w:r>
+        <w:t>Histórico de revisão</w:t>
+      </w:r>
+    </w:p>
+    <w:p/>
+    <w:p>
+      <w:r>
+        <w:t>| Data | Versão | Autor | Alteração |</w:t>
+      </w:r>
+    </w:p>
+    <w:p>
+      <w:r>
+        <w:t>| --- | --- | --- | --- |</w:t>
+      </w:r>
+    </w:p>
+    <w:p>
+      <w:r>
+        <w:t>| 2026-06-26 | 0.2 | JP-BR Insurance Knowledge Base | Regeneração do pacote com normalização de compliance dos estudos de caso AUTO. |</w:t>
       </w:r>
     </w:p>
     <w:sectPr>
@@ -3456,7 +3974,7 @@
     <w:qFormat/>
     <w:rsid w:val="00FC693F"/>
     <w:rPr>
-      <w:rFonts w:ascii="Arial Unicode MS" w:hAnsi="Arial Unicode MS"/>
+      <w:rFonts w:ascii="Arial" w:hAnsi="Arial"/>
       <w:sz w:val="20"/>
     </w:rPr>
   </w:style>
